--- a/Robot_HW/ME4640_S26_Robot_HW_B_Joysticks_and_angle_sweeps-1.docx
+++ b/Robot_HW/ME4640_S26_Robot_HW_B_Joysticks_and_angle_sweeps-1.docx
@@ -258,7 +258,15 @@
         <w:pStyle w:val="Heading1"/>
       </w:pPr>
       <w:r>
-        <w:t xml:space="preserve">Part 1:  Create a Joystick Control Program </w:t>
+        <w:t>Part 1</w:t>
+      </w:r>
+      <w:proofErr w:type="gramStart"/>
+      <w:r>
+        <w:t>:  Create</w:t>
+      </w:r>
+      <w:proofErr w:type="gramEnd"/>
+      <w:r>
+        <w:t xml:space="preserve"> a Joystick Control Program </w:t>
       </w:r>
       <w:r>
         <w:t>with Filtering and Deadband</w:t>
@@ -1298,19 +1306,37 @@
         </w:rPr>
         <w:t xml:space="preserve">Use </w:t>
       </w:r>
+      <w:proofErr w:type="spellStart"/>
+      <w:proofErr w:type="gramStart"/>
       <w:r>
         <w:rPr>
           <w:rFonts w:asciiTheme="minorHAnsi" w:hAnsiTheme="minorHAnsi" w:cstheme="minorHAnsi"/>
           <w:b/>
           <w:bCs/>
         </w:rPr>
-        <w:t>analogRead()</w:t>
-      </w:r>
-      <w:r>
-        <w:rPr>
-          <w:rFonts w:asciiTheme="minorHAnsi" w:hAnsiTheme="minorHAnsi" w:cstheme="minorHAnsi"/>
-        </w:rPr>
-        <w:t xml:space="preserve">  to </w:t>
+        <w:t>analogRead</w:t>
+      </w:r>
+      <w:proofErr w:type="spellEnd"/>
+      <w:r>
+        <w:rPr>
+          <w:rFonts w:asciiTheme="minorHAnsi" w:hAnsiTheme="minorHAnsi" w:cstheme="minorHAnsi"/>
+          <w:b/>
+          <w:bCs/>
+        </w:rPr>
+        <w:t>()</w:t>
+      </w:r>
+      <w:r>
+        <w:rPr>
+          <w:rFonts w:asciiTheme="minorHAnsi" w:hAnsiTheme="minorHAnsi" w:cstheme="minorHAnsi"/>
+        </w:rPr>
+        <w:t xml:space="preserve">  to</w:t>
+      </w:r>
+      <w:proofErr w:type="gramEnd"/>
+      <w:r>
+        <w:rPr>
+          <w:rFonts w:asciiTheme="minorHAnsi" w:hAnsiTheme="minorHAnsi" w:cstheme="minorHAnsi"/>
+        </w:rPr>
+        <w:t xml:space="preserve"> </w:t>
       </w:r>
       <w:r>
         <w:rPr>
@@ -1342,12 +1368,14 @@
         </w:rPr>
         <w:t xml:space="preserve">values </w:t>
       </w:r>
+      <w:proofErr w:type="gramStart"/>
       <w:r>
         <w:rPr>
           <w:rFonts w:asciiTheme="minorHAnsi" w:hAnsiTheme="minorHAnsi" w:cstheme="minorHAnsi"/>
         </w:rPr>
         <w:t>between  0</w:t>
       </w:r>
+      <w:proofErr w:type="gramEnd"/>
       <w:r>
         <w:rPr>
           <w:rFonts w:asciiTheme="minorHAnsi" w:hAnsiTheme="minorHAnsi" w:cstheme="minorHAnsi"/>
@@ -1482,11 +1510,19 @@
           <w:rFonts w:ascii="Courier New" w:hAnsi="Courier New" w:cs="Courier New"/>
         </w:rPr>
       </w:pPr>
+      <w:proofErr w:type="gramStart"/>
       <w:r>
         <w:rPr>
           <w:rFonts w:ascii="Courier New" w:hAnsi="Courier New" w:cs="Courier New"/>
         </w:rPr>
-        <w:t>If(abs(J1 – 512) &lt; 20)</w:t>
+        <w:t>If(abs(</w:t>
+      </w:r>
+      <w:proofErr w:type="gramEnd"/>
+      <w:r>
+        <w:rPr>
+          <w:rFonts w:ascii="Courier New" w:hAnsi="Courier New" w:cs="Courier New"/>
+        </w:rPr>
+        <w:t>J1 – 512) &lt; 20)</w:t>
       </w:r>
     </w:p>
     <w:p>
@@ -1615,13 +1651,33 @@
         </w:rPr>
         <w:t xml:space="preserve"> in </w:t>
       </w:r>
+      <w:proofErr w:type="spellStart"/>
+      <w:proofErr w:type="gramStart"/>
       <w:r>
         <w:rPr>
           <w:rFonts w:ascii="Courier New" w:hAnsi="Courier New" w:cs="Courier New"/>
           <w:b/>
           <w:bCs/>
         </w:rPr>
-        <w:t>analogRead()</w:t>
+        <w:t>analogRead</w:t>
+      </w:r>
+      <w:proofErr w:type="spellEnd"/>
+      <w:r>
+        <w:rPr>
+          <w:rFonts w:ascii="Courier New" w:hAnsi="Courier New" w:cs="Courier New"/>
+          <w:b/>
+          <w:bCs/>
+        </w:rPr>
+        <w:t>(</w:t>
+      </w:r>
+      <w:proofErr w:type="gramEnd"/>
+      <w:r>
+        <w:rPr>
+          <w:rFonts w:ascii="Courier New" w:hAnsi="Courier New" w:cs="Courier New"/>
+          <w:b/>
+          <w:bCs/>
+        </w:rPr>
+        <w:t>)</w:t>
       </w:r>
       <w:r>
         <w:rPr>
@@ -1831,6 +1887,7 @@
         </w:rPr>
         <w:t xml:space="preserve"> = (1-</w:t>
       </w:r>
+      <w:proofErr w:type="gramStart"/>
       <w:r>
         <w:rPr>
           <w:b w:val="0"/>
@@ -1847,8 +1904,9 @@
           <w:sz w:val="20"/>
           <w:szCs w:val="20"/>
         </w:rPr>
-        <w:t>)*J1</w:t>
-      </w:r>
+        <w:t>)*</w:t>
+      </w:r>
+      <w:proofErr w:type="gramEnd"/>
       <w:r>
         <w:rPr>
           <w:b w:val="0"/>
@@ -1856,7 +1914,7 @@
           <w:sz w:val="20"/>
           <w:szCs w:val="20"/>
         </w:rPr>
-        <w:t>_old</w:t>
+        <w:t>J1</w:t>
       </w:r>
       <w:r>
         <w:rPr>
@@ -1865,7 +1923,7 @@
           <w:sz w:val="20"/>
           <w:szCs w:val="20"/>
         </w:rPr>
-        <w:t xml:space="preserve"> + </w:t>
+        <w:t>_old</w:t>
       </w:r>
       <w:r>
         <w:rPr>
@@ -1874,7 +1932,7 @@
           <w:sz w:val="20"/>
           <w:szCs w:val="20"/>
         </w:rPr>
-        <w:t>alpha</w:t>
+        <w:t xml:space="preserve"> + </w:t>
       </w:r>
       <w:r>
         <w:rPr>
@@ -1883,7 +1941,7 @@
           <w:sz w:val="20"/>
           <w:szCs w:val="20"/>
         </w:rPr>
-        <w:t>*J1</w:t>
+        <w:t>alpha</w:t>
       </w:r>
       <w:r>
         <w:rPr>
@@ -1892,7 +1950,7 @@
           <w:sz w:val="20"/>
           <w:szCs w:val="20"/>
         </w:rPr>
-        <w:t>_deadbanded</w:t>
+        <w:t>*J1</w:t>
       </w:r>
       <w:r>
         <w:rPr>
@@ -1901,7 +1959,7 @@
           <w:sz w:val="20"/>
           <w:szCs w:val="20"/>
         </w:rPr>
-        <w:t xml:space="preserve">; // </w:t>
+        <w:t>_deadbanded</w:t>
       </w:r>
       <w:r>
         <w:rPr>
@@ -1910,7 +1968,7 @@
           <w:sz w:val="20"/>
           <w:szCs w:val="20"/>
         </w:rPr>
-        <w:t xml:space="preserve">apply </w:t>
+        <w:t xml:space="preserve">; // </w:t>
       </w:r>
       <w:r>
         <w:rPr>
@@ -1919,7 +1977,7 @@
           <w:sz w:val="20"/>
           <w:szCs w:val="20"/>
         </w:rPr>
-        <w:t xml:space="preserve">IIR filter </w:t>
+        <w:t xml:space="preserve">apply </w:t>
       </w:r>
       <w:r>
         <w:rPr>
@@ -1928,7 +1986,7 @@
           <w:sz w:val="20"/>
           <w:szCs w:val="20"/>
         </w:rPr>
-        <w:t xml:space="preserve">to </w:t>
+        <w:t xml:space="preserve">IIR filter </w:t>
       </w:r>
       <w:r>
         <w:rPr>
@@ -1937,29 +1995,29 @@
           <w:sz w:val="20"/>
           <w:szCs w:val="20"/>
         </w:rPr>
-        <w:t>analog input</w:t>
-      </w:r>
-    </w:p>
-    <w:p>
-      <w:pPr>
-        <w:pStyle w:val="Code"/>
-        <w:ind w:firstLine="0"/>
+        <w:t xml:space="preserve">to </w:t>
+      </w:r>
+      <w:r>
         <w:rPr>
           <w:b w:val="0"/>
           <w:bCs w:val="0"/>
           <w:sz w:val="20"/>
           <w:szCs w:val="20"/>
         </w:rPr>
-      </w:pPr>
-      <w:r>
+        <w:t>analog input</w:t>
+      </w:r>
+    </w:p>
+    <w:p>
+      <w:pPr>
+        <w:pStyle w:val="Code"/>
+        <w:ind w:firstLine="0"/>
         <w:rPr>
           <w:b w:val="0"/>
           <w:bCs w:val="0"/>
           <w:sz w:val="20"/>
           <w:szCs w:val="20"/>
         </w:rPr>
-        <w:t xml:space="preserve">th1 = th1 + </w:t>
-      </w:r>
+      </w:pPr>
       <w:r>
         <w:rPr>
           <w:b w:val="0"/>
@@ -1967,7 +2025,7 @@
           <w:sz w:val="20"/>
           <w:szCs w:val="20"/>
         </w:rPr>
-        <w:t>K1</w:t>
+        <w:t xml:space="preserve">th1 = th1 + </w:t>
       </w:r>
       <w:r>
         <w:rPr>
@@ -1976,7 +2034,7 @@
           <w:sz w:val="20"/>
           <w:szCs w:val="20"/>
         </w:rPr>
-        <w:t>*</w:t>
+        <w:t>K1</w:t>
       </w:r>
       <w:r>
         <w:rPr>
@@ -1985,7 +2043,7 @@
           <w:sz w:val="20"/>
           <w:szCs w:val="20"/>
         </w:rPr>
-        <w:t>J1</w:t>
+        <w:t>*</w:t>
       </w:r>
       <w:r>
         <w:rPr>
@@ -1994,7 +2052,7 @@
           <w:sz w:val="20"/>
           <w:szCs w:val="20"/>
         </w:rPr>
-        <w:t>_new</w:t>
+        <w:t>J1</w:t>
       </w:r>
       <w:r>
         <w:rPr>
@@ -2003,8 +2061,9 @@
           <w:sz w:val="20"/>
           <w:szCs w:val="20"/>
         </w:rPr>
-        <w:t xml:space="preserve">;  //  </w:t>
-      </w:r>
+        <w:t>_</w:t>
+      </w:r>
+      <w:proofErr w:type="gramStart"/>
       <w:r>
         <w:rPr>
           <w:b w:val="0"/>
@@ -2012,8 +2071,27 @@
           <w:sz w:val="20"/>
           <w:szCs w:val="20"/>
         </w:rPr>
+        <w:t>new</w:t>
+      </w:r>
+      <w:r>
+        <w:rPr>
+          <w:b w:val="0"/>
+          <w:bCs w:val="0"/>
+          <w:sz w:val="20"/>
+          <w:szCs w:val="20"/>
+        </w:rPr>
+        <w:t xml:space="preserve">;  //  </w:t>
+      </w:r>
+      <w:r>
+        <w:rPr>
+          <w:b w:val="0"/>
+          <w:bCs w:val="0"/>
+          <w:sz w:val="20"/>
+          <w:szCs w:val="20"/>
+        </w:rPr>
         <w:t>update</w:t>
       </w:r>
+      <w:proofErr w:type="gramEnd"/>
       <w:r>
         <w:rPr>
           <w:b w:val="0"/>
@@ -2091,7 +2169,21 @@
         <w:rPr>
           <w:rFonts w:asciiTheme="minorHAnsi" w:hAnsiTheme="minorHAnsi" w:cstheme="minorHAnsi"/>
         </w:rPr>
-        <w:t xml:space="preserve"> ( a value between 0.05 and 0.15 is a good starting range)</w:t>
+        <w:t xml:space="preserve"> </w:t>
+      </w:r>
+      <w:proofErr w:type="gramStart"/>
+      <w:r>
+        <w:rPr>
+          <w:rFonts w:asciiTheme="minorHAnsi" w:hAnsiTheme="minorHAnsi" w:cstheme="minorHAnsi"/>
+        </w:rPr>
+        <w:t>( a</w:t>
+      </w:r>
+      <w:proofErr w:type="gramEnd"/>
+      <w:r>
+        <w:rPr>
+          <w:rFonts w:asciiTheme="minorHAnsi" w:hAnsiTheme="minorHAnsi" w:cstheme="minorHAnsi"/>
+        </w:rPr>
+        <w:t xml:space="preserve"> value between 0.05 and 0.15 is a good starting range)</w:t>
       </w:r>
     </w:p>
     <w:p>
@@ -2425,6 +2517,7 @@
         </w:rPr>
         <w:t xml:space="preserve"> use </w:t>
       </w:r>
+      <w:proofErr w:type="gramStart"/>
       <w:r>
         <w:rPr>
           <w:rFonts w:ascii="Courier New" w:hAnsi="Courier New" w:cs="Courier New"/>
@@ -2447,7 +2540,16 @@
           <w:b/>
           <w:bCs/>
         </w:rPr>
-        <w:t>train()</w:t>
+        <w:t>train(</w:t>
+      </w:r>
+      <w:proofErr w:type="gramEnd"/>
+      <w:r>
+        <w:rPr>
+          <w:rFonts w:ascii="Courier New" w:hAnsi="Courier New" w:cs="Courier New"/>
+          <w:b/>
+          <w:bCs/>
+        </w:rPr>
+        <w:t>)</w:t>
       </w:r>
       <w:r>
         <w:rPr>
@@ -2501,7 +2603,21 @@
         <w:rPr>
           <w:rFonts w:asciiTheme="minorHAnsi" w:hAnsiTheme="minorHAnsi" w:cstheme="minorHAnsi"/>
         </w:rPr>
-        <w:t>into “hardstops”</w:t>
+        <w:t>into “</w:t>
+      </w:r>
+      <w:proofErr w:type="spellStart"/>
+      <w:r>
+        <w:rPr>
+          <w:rFonts w:asciiTheme="minorHAnsi" w:hAnsiTheme="minorHAnsi" w:cstheme="minorHAnsi"/>
+        </w:rPr>
+        <w:t>hardstops</w:t>
+      </w:r>
+      <w:proofErr w:type="spellEnd"/>
+      <w:r>
+        <w:rPr>
+          <w:rFonts w:asciiTheme="minorHAnsi" w:hAnsiTheme="minorHAnsi" w:cstheme="minorHAnsi"/>
+        </w:rPr>
+        <w:t>”</w:t>
       </w:r>
       <w:r>
         <w:rPr>
@@ -2596,7 +2712,21 @@
         <w:rPr>
           <w:rFonts w:asciiTheme="minorHAnsi" w:hAnsiTheme="minorHAnsi" w:cstheme="minorHAnsi"/>
         </w:rPr>
-        <w:t xml:space="preserve"> is servo </w:t>
+        <w:t xml:space="preserve"> </w:t>
+      </w:r>
+      <w:proofErr w:type="gramStart"/>
+      <w:r>
+        <w:rPr>
+          <w:rFonts w:asciiTheme="minorHAnsi" w:hAnsiTheme="minorHAnsi" w:cstheme="minorHAnsi"/>
+        </w:rPr>
+        <w:t>is</w:t>
+      </w:r>
+      <w:proofErr w:type="gramEnd"/>
+      <w:r>
+        <w:rPr>
+          <w:rFonts w:asciiTheme="minorHAnsi" w:hAnsiTheme="minorHAnsi" w:cstheme="minorHAnsi"/>
+        </w:rPr>
+        <w:t xml:space="preserve"> servo </w:t>
       </w:r>
       <w:r>
         <w:rPr>
@@ -2747,7 +2877,21 @@
         <w:rPr>
           <w:rFonts w:asciiTheme="minorHAnsi" w:hAnsiTheme="minorHAnsi" w:cstheme="minorHAnsi"/>
         </w:rPr>
-        <w:t>calibration offsets (in µs).</w:t>
+        <w:t>calibration offsets (</w:t>
+      </w:r>
+      <w:proofErr w:type="gramStart"/>
+      <w:r>
+        <w:rPr>
+          <w:rFonts w:asciiTheme="minorHAnsi" w:hAnsiTheme="minorHAnsi" w:cstheme="minorHAnsi"/>
+        </w:rPr>
+        <w:t>in µs</w:t>
+      </w:r>
+      <w:proofErr w:type="gramEnd"/>
+      <w:r>
+        <w:rPr>
+          <w:rFonts w:asciiTheme="minorHAnsi" w:hAnsiTheme="minorHAnsi" w:cstheme="minorHAnsi"/>
+        </w:rPr>
+        <w:t>).</w:t>
       </w:r>
     </w:p>
     <w:p>
@@ -3563,10 +3707,10 @@
             <v:path o:extrusionok="f" gradientshapeok="t" o:connecttype="rect"/>
             <o:lock v:ext="edit" aspectratio="t"/>
           </v:shapetype>
-          <v:shape id="_x0000_i1025" type="#_x0000_t75" style="width:110.5pt;height:17.95pt" o:ole="">
+          <v:shape id="_x0000_i1025" type="#_x0000_t75" style="width:110.45pt;height:18.15pt" o:ole="">
             <v:imagedata r:id="rId9" o:title=""/>
           </v:shape>
-          <o:OLEObject Type="Embed" ProgID="Equation.DSMT4" ShapeID="_x0000_i1025" DrawAspect="Content" ObjectID="_1833355496" r:id="rId10"/>
+          <o:OLEObject Type="Embed" ProgID="Equation.DSMT4" ShapeID="_x0000_i1025" DrawAspect="Content" ObjectID="_1835966517" r:id="rId10"/>
         </w:object>
       </w:r>
       <w:bookmarkEnd w:id="0"/>
@@ -3663,10 +3807,10 @@
           <w:position w:val="-12"/>
         </w:rPr>
         <w:object w:dxaOrig="3780" w:dyaOrig="400" w14:anchorId="66BF9D74">
-          <v:shape id="_x0000_i1026" type="#_x0000_t75" style="width:188.95pt;height:19.7pt" o:ole="">
+          <v:shape id="_x0000_i1026" type="#_x0000_t75" style="width:189.05pt;height:19.8pt" o:ole="">
             <v:imagedata r:id="rId11" o:title=""/>
           </v:shape>
-          <o:OLEObject Type="Embed" ProgID="Equation.DSMT4" ShapeID="_x0000_i1026" DrawAspect="Content" ObjectID="_1833355497" r:id="rId12"/>
+          <o:OLEObject Type="Embed" ProgID="Equation.DSMT4" ShapeID="_x0000_i1026" DrawAspect="Content" ObjectID="_1835966518" r:id="rId12"/>
         </w:object>
       </w:r>
     </w:p>
@@ -3694,10 +3838,10 @@
           <w:position w:val="-12"/>
         </w:rPr>
         <w:object w:dxaOrig="1820" w:dyaOrig="400" w14:anchorId="0EF2B111">
-          <v:shape id="_x0000_i1027" type="#_x0000_t75" style="width:90.5pt;height:19.7pt" o:ole="">
+          <v:shape id="_x0000_i1027" type="#_x0000_t75" style="width:90.7pt;height:19.8pt" o:ole="">
             <v:imagedata r:id="rId13" o:title=""/>
           </v:shape>
-          <o:OLEObject Type="Embed" ProgID="Equation.DSMT4" ShapeID="_x0000_i1027" DrawAspect="Content" ObjectID="_1833355498" r:id="rId14"/>
+          <o:OLEObject Type="Embed" ProgID="Equation.DSMT4" ShapeID="_x0000_i1027" DrawAspect="Content" ObjectID="_1835966519" r:id="rId14"/>
         </w:object>
       </w:r>
       <w:r>
@@ -3711,10 +3855,10 @@
           <w:position w:val="-12"/>
         </w:rPr>
         <w:object w:dxaOrig="1860" w:dyaOrig="400" w14:anchorId="0F7F9A11">
-          <v:shape id="_x0000_i1028" type="#_x0000_t75" style="width:92.85pt;height:19.7pt" o:ole="">
+          <v:shape id="_x0000_i1028" type="#_x0000_t75" style="width:92.9pt;height:19.8pt" o:ole="">
             <v:imagedata r:id="rId15" o:title=""/>
           </v:shape>
-          <o:OLEObject Type="Embed" ProgID="Equation.DSMT4" ShapeID="_x0000_i1028" DrawAspect="Content" ObjectID="_1833355499" r:id="rId16"/>
+          <o:OLEObject Type="Embed" ProgID="Equation.DSMT4" ShapeID="_x0000_i1028" DrawAspect="Content" ObjectID="_1835966520" r:id="rId16"/>
         </w:object>
       </w:r>
       <w:r>
@@ -3748,10 +3892,10 @@
           <w:position w:val="-12"/>
         </w:rPr>
         <w:object w:dxaOrig="1860" w:dyaOrig="400" w14:anchorId="2D463D31">
-          <v:shape id="_x0000_i1029" type="#_x0000_t75" style="width:92.85pt;height:19.7pt" o:ole="">
+          <v:shape id="_x0000_i1029" type="#_x0000_t75" style="width:92.9pt;height:19.8pt" o:ole="">
             <v:imagedata r:id="rId17" o:title=""/>
           </v:shape>
-          <o:OLEObject Type="Embed" ProgID="Equation.DSMT4" ShapeID="_x0000_i1029" DrawAspect="Content" ObjectID="_1833355500" r:id="rId18"/>
+          <o:OLEObject Type="Embed" ProgID="Equation.DSMT4" ShapeID="_x0000_i1029" DrawAspect="Content" ObjectID="_1835966521" r:id="rId18"/>
         </w:object>
       </w:r>
       <w:r>
@@ -3785,10 +3929,10 @@
           <w:position w:val="-12"/>
         </w:rPr>
         <w:object w:dxaOrig="1860" w:dyaOrig="400" w14:anchorId="7AA6516C">
-          <v:shape id="_x0000_i1030" type="#_x0000_t75" style="width:92.85pt;height:19.7pt" o:ole="">
+          <v:shape id="_x0000_i1030" type="#_x0000_t75" style="width:92.9pt;height:19.8pt" o:ole="">
             <v:imagedata r:id="rId19" o:title=""/>
           </v:shape>
-          <o:OLEObject Type="Embed" ProgID="Equation.DSMT4" ShapeID="_x0000_i1030" DrawAspect="Content" ObjectID="_1833355501" r:id="rId20"/>
+          <o:OLEObject Type="Embed" ProgID="Equation.DSMT4" ShapeID="_x0000_i1030" DrawAspect="Content" ObjectID="_1835966522" r:id="rId20"/>
         </w:object>
       </w:r>
       <w:r>
@@ -3802,10 +3946,10 @@
           <w:position w:val="-12"/>
         </w:rPr>
         <w:object w:dxaOrig="1920" w:dyaOrig="400" w14:anchorId="598E8728">
-          <v:shape id="_x0000_i1031" type="#_x0000_t75" style="width:96.1pt;height:19.7pt" o:ole="">
+          <v:shape id="_x0000_i1031" type="#_x0000_t75" style="width:96.2pt;height:19.8pt" o:ole="">
             <v:imagedata r:id="rId21" o:title=""/>
           </v:shape>
-          <o:OLEObject Type="Embed" ProgID="Equation.DSMT4" ShapeID="_x0000_i1031" DrawAspect="Content" ObjectID="_1833355502" r:id="rId22"/>
+          <o:OLEObject Type="Embed" ProgID="Equation.DSMT4" ShapeID="_x0000_i1031" DrawAspect="Content" ObjectID="_1835966523" r:id="rId22"/>
         </w:object>
       </w:r>
       <w:r>
@@ -3839,10 +3983,10 @@
           <w:position w:val="-12"/>
         </w:rPr>
         <w:object w:dxaOrig="1920" w:dyaOrig="400" w14:anchorId="4BE3EB2A">
-          <v:shape id="_x0000_i1032" type="#_x0000_t75" style="width:96.1pt;height:19.7pt" o:ole="">
+          <v:shape id="_x0000_i1032" type="#_x0000_t75" style="width:96.2pt;height:19.8pt" o:ole="">
             <v:imagedata r:id="rId23" o:title=""/>
           </v:shape>
-          <o:OLEObject Type="Embed" ProgID="Equation.DSMT4" ShapeID="_x0000_i1032" DrawAspect="Content" ObjectID="_1833355503" r:id="rId24"/>
+          <o:OLEObject Type="Embed" ProgID="Equation.DSMT4" ShapeID="_x0000_i1032" DrawAspect="Content" ObjectID="_1835966524" r:id="rId24"/>
         </w:object>
       </w:r>
       <w:r>
@@ -3876,10 +4020,10 @@
           <w:position w:val="-12"/>
         </w:rPr>
         <w:object w:dxaOrig="1920" w:dyaOrig="400" w14:anchorId="01C177BD">
-          <v:shape id="_x0000_i1033" type="#_x0000_t75" style="width:96.1pt;height:19.7pt" o:ole="">
+          <v:shape id="_x0000_i1033" type="#_x0000_t75" style="width:96.2pt;height:19.8pt" o:ole="">
             <v:imagedata r:id="rId25" o:title=""/>
           </v:shape>
-          <o:OLEObject Type="Embed" ProgID="Equation.DSMT4" ShapeID="_x0000_i1033" DrawAspect="Content" ObjectID="_1833355504" r:id="rId26"/>
+          <o:OLEObject Type="Embed" ProgID="Equation.DSMT4" ShapeID="_x0000_i1033" DrawAspect="Content" ObjectID="_1835966525" r:id="rId26"/>
         </w:object>
       </w:r>
       <w:r>
@@ -3893,10 +4037,10 @@
           <w:position w:val="-12"/>
         </w:rPr>
         <w:object w:dxaOrig="1920" w:dyaOrig="400" w14:anchorId="761B3A17">
-          <v:shape id="_x0000_i1034" type="#_x0000_t75" style="width:96.1pt;height:19.7pt" o:ole="">
+          <v:shape id="_x0000_i1034" type="#_x0000_t75" style="width:96.2pt;height:19.8pt" o:ole="">
             <v:imagedata r:id="rId27" o:title=""/>
           </v:shape>
-          <o:OLEObject Type="Embed" ProgID="Equation.DSMT4" ShapeID="_x0000_i1034" DrawAspect="Content" ObjectID="_1833355505" r:id="rId28"/>
+          <o:OLEObject Type="Embed" ProgID="Equation.DSMT4" ShapeID="_x0000_i1034" DrawAspect="Content" ObjectID="_1835966526" r:id="rId28"/>
         </w:object>
       </w:r>
       <w:r>
@@ -3930,10 +4074,10 @@
           <w:position w:val="-12"/>
         </w:rPr>
         <w:object w:dxaOrig="1920" w:dyaOrig="400" w14:anchorId="0D90798D">
-          <v:shape id="_x0000_i1035" type="#_x0000_t75" style="width:96.1pt;height:19.7pt" o:ole="">
+          <v:shape id="_x0000_i1035" type="#_x0000_t75" style="width:96.2pt;height:19.8pt" o:ole="">
             <v:imagedata r:id="rId29" o:title=""/>
           </v:shape>
-          <o:OLEObject Type="Embed" ProgID="Equation.DSMT4" ShapeID="_x0000_i1035" DrawAspect="Content" ObjectID="_1833355506" r:id="rId30"/>
+          <o:OLEObject Type="Embed" ProgID="Equation.DSMT4" ShapeID="_x0000_i1035" DrawAspect="Content" ObjectID="_1835966527" r:id="rId30"/>
         </w:object>
       </w:r>
       <w:r>
@@ -4007,10 +4151,10 @@
           <w:position w:val="-12"/>
         </w:rPr>
         <w:object w:dxaOrig="1920" w:dyaOrig="400" w14:anchorId="7A93BDB5">
-          <v:shape id="_x0000_i1036" type="#_x0000_t75" style="width:96.1pt;height:19.7pt" o:ole="">
+          <v:shape id="_x0000_i1036" type="#_x0000_t75" style="width:96.2pt;height:19.8pt" o:ole="">
             <v:imagedata r:id="rId31" o:title=""/>
           </v:shape>
-          <o:OLEObject Type="Embed" ProgID="Equation.DSMT4" ShapeID="_x0000_i1036" DrawAspect="Content" ObjectID="_1833355507" r:id="rId32"/>
+          <o:OLEObject Type="Embed" ProgID="Equation.DSMT4" ShapeID="_x0000_i1036" DrawAspect="Content" ObjectID="_1835966528" r:id="rId32"/>
         </w:object>
       </w:r>
       <w:r>
@@ -4024,10 +4168,10 @@
           <w:position w:val="-12"/>
         </w:rPr>
         <w:object w:dxaOrig="1820" w:dyaOrig="400" w14:anchorId="10E1BE65">
-          <v:shape id="_x0000_i1037" type="#_x0000_t75" style="width:90.5pt;height:19.7pt" o:ole="">
+          <v:shape id="_x0000_i1037" type="#_x0000_t75" style="width:90.7pt;height:19.8pt" o:ole="">
             <v:imagedata r:id="rId33" o:title=""/>
           </v:shape>
-          <o:OLEObject Type="Embed" ProgID="Equation.DSMT4" ShapeID="_x0000_i1037" DrawAspect="Content" ObjectID="_1833355508" r:id="rId34"/>
+          <o:OLEObject Type="Embed" ProgID="Equation.DSMT4" ShapeID="_x0000_i1037" DrawAspect="Content" ObjectID="_1835966529" r:id="rId34"/>
         </w:object>
       </w:r>
       <w:r>
@@ -4123,13 +4267,24 @@
         </w:rPr>
         <w:t xml:space="preserve">your </w:t>
       </w:r>
+      <w:proofErr w:type="spellStart"/>
+      <w:proofErr w:type="gramStart"/>
       <w:r>
         <w:rPr>
           <w:rFonts w:ascii="Courier New" w:hAnsi="Courier New" w:cs="Courier New"/>
           <w:b/>
           <w:bCs/>
         </w:rPr>
-        <w:t>servo.writeMicroseconds()</w:t>
+        <w:t>servo.writeMicroseconds</w:t>
+      </w:r>
+      <w:proofErr w:type="spellEnd"/>
+      <w:r>
+        <w:rPr>
+          <w:rFonts w:ascii="Courier New" w:hAnsi="Courier New" w:cs="Courier New"/>
+          <w:b/>
+          <w:bCs/>
+        </w:rPr>
+        <w:t>()</w:t>
       </w:r>
       <w:r>
         <w:rPr>
@@ -4141,13 +4296,34 @@
         <w:rPr>
           <w:rFonts w:asciiTheme="minorHAnsi" w:hAnsiTheme="minorHAnsi" w:cstheme="minorHAnsi"/>
         </w:rPr>
-        <w:t>tatements and run the code to confirm S</w:t>
-      </w:r>
-      <w:r>
-        <w:rPr>
-          <w:rFonts w:asciiTheme="minorHAnsi" w:hAnsiTheme="minorHAnsi" w:cstheme="minorHAnsi"/>
-        </w:rPr>
-        <w:t xml:space="preserve">erialMonitor </w:t>
+        <w:t>tatements</w:t>
+      </w:r>
+      <w:proofErr w:type="gramEnd"/>
+      <w:r>
+        <w:rPr>
+          <w:rFonts w:asciiTheme="minorHAnsi" w:hAnsiTheme="minorHAnsi" w:cstheme="minorHAnsi"/>
+        </w:rPr>
+        <w:t xml:space="preserve"> and run the code to confirm </w:t>
+      </w:r>
+      <w:proofErr w:type="spellStart"/>
+      <w:r>
+        <w:rPr>
+          <w:rFonts w:asciiTheme="minorHAnsi" w:hAnsiTheme="minorHAnsi" w:cstheme="minorHAnsi"/>
+        </w:rPr>
+        <w:t>S</w:t>
+      </w:r>
+      <w:r>
+        <w:rPr>
+          <w:rFonts w:asciiTheme="minorHAnsi" w:hAnsiTheme="minorHAnsi" w:cstheme="minorHAnsi"/>
+        </w:rPr>
+        <w:t>erialMonitor</w:t>
+      </w:r>
+      <w:proofErr w:type="spellEnd"/>
+      <w:r>
+        <w:rPr>
+          <w:rFonts w:asciiTheme="minorHAnsi" w:hAnsiTheme="minorHAnsi" w:cstheme="minorHAnsi"/>
+        </w:rPr>
+        <w:t xml:space="preserve"> </w:t>
       </w:r>
       <w:r>
         <w:rPr>
@@ -4520,7 +4696,21 @@
         <w:rPr>
           <w:rFonts w:asciiTheme="minorHAnsi" w:hAnsiTheme="minorHAnsi" w:cstheme="minorHAnsi"/>
         </w:rPr>
-        <w:t xml:space="preserve">Your name and assignment # (spoken </w:t>
+        <w:t xml:space="preserve">Your name and </w:t>
+      </w:r>
+      <w:proofErr w:type="gramStart"/>
+      <w:r>
+        <w:rPr>
+          <w:rFonts w:asciiTheme="minorHAnsi" w:hAnsiTheme="minorHAnsi" w:cstheme="minorHAnsi"/>
+        </w:rPr>
+        <w:t>assignment # (</w:t>
+      </w:r>
+      <w:proofErr w:type="gramEnd"/>
+      <w:r>
+        <w:rPr>
+          <w:rFonts w:asciiTheme="minorHAnsi" w:hAnsiTheme="minorHAnsi" w:cstheme="minorHAnsi"/>
+        </w:rPr>
+        <w:t xml:space="preserve">spoken </w:t>
       </w:r>
       <w:r>
         <w:rPr>
@@ -4678,7 +4868,23 @@
           <w:rFonts w:asciiTheme="minorHAnsi" w:hAnsiTheme="minorHAnsi" w:cstheme="minorHAnsi"/>
           <w:b/>
         </w:rPr>
-        <w:t xml:space="preserve"> (or .png)</w:t>
+        <w:t xml:space="preserve"> (or .</w:t>
+      </w:r>
+      <w:proofErr w:type="spellStart"/>
+      <w:r>
+        <w:rPr>
+          <w:rFonts w:asciiTheme="minorHAnsi" w:hAnsiTheme="minorHAnsi" w:cstheme="minorHAnsi"/>
+          <w:b/>
+        </w:rPr>
+        <w:t>png</w:t>
+      </w:r>
+      <w:proofErr w:type="spellEnd"/>
+      <w:r>
+        <w:rPr>
+          <w:rFonts w:asciiTheme="minorHAnsi" w:hAnsiTheme="minorHAnsi" w:cstheme="minorHAnsi"/>
+          <w:b/>
+        </w:rPr>
+        <w:t>)</w:t>
       </w:r>
       <w:r>
         <w:rPr>
@@ -5069,11 +5275,19 @@
           <w:rFonts w:asciiTheme="minorHAnsi" w:hAnsiTheme="minorHAnsi" w:cstheme="minorHAnsi"/>
         </w:rPr>
       </w:pPr>
-      <w:r>
-        <w:rPr>
-          <w:rFonts w:asciiTheme="minorHAnsi" w:hAnsiTheme="minorHAnsi" w:cstheme="minorHAnsi"/>
-        </w:rPr>
-        <w:t xml:space="preserve">Comment your full name at </w:t>
+      <w:proofErr w:type="gramStart"/>
+      <w:r>
+        <w:rPr>
+          <w:rFonts w:asciiTheme="minorHAnsi" w:hAnsiTheme="minorHAnsi" w:cstheme="minorHAnsi"/>
+        </w:rPr>
+        <w:t>Comment</w:t>
+      </w:r>
+      <w:proofErr w:type="gramEnd"/>
+      <w:r>
+        <w:rPr>
+          <w:rFonts w:asciiTheme="minorHAnsi" w:hAnsiTheme="minorHAnsi" w:cstheme="minorHAnsi"/>
+        </w:rPr>
+        <w:t xml:space="preserve"> your full name at </w:t>
       </w:r>
       <w:r>
         <w:rPr>
@@ -10711,6 +10925,7 @@
   <w:style w:type="character" w:default="1" w:styleId="DefaultParagraphFont">
     <w:name w:val="Default Paragraph Font"/>
     <w:uiPriority w:val="1"/>
+    <w:semiHidden/>
     <w:unhideWhenUsed/>
   </w:style>
   <w:style w:type="table" w:default="1" w:styleId="TableNormal">
